--- a/HTML/HTML.docx
+++ b/HTML/HTML.docx
@@ -5669,14 +5669,12 @@
         <w:lastRenderedPageBreak/>
         <w:t xml:space="preserve">What </w:t>
       </w:r>
-      <w:proofErr w:type="gramStart"/>
-      <w:r>
-        <w:rPr>
-          <w:b/>
-        </w:rPr>
-        <w:t>are</w:t>
-      </w:r>
-      <w:proofErr w:type="gramEnd"/>
+      <w:r>
+        <w:rPr>
+          <w:b/>
+        </w:rPr>
+        <w:t>is</w:t>
+      </w:r>
       <w:r>
         <w:rPr>
           <w:b/>
@@ -6500,11 +6498,9 @@
       <w:r>
         <w:t xml:space="preserve">HTML and XHTML are both </w:t>
       </w:r>
-      <w:proofErr w:type="spellStart"/>
-      <w:r>
-        <w:t>markup</w:t>
-      </w:r>
-      <w:proofErr w:type="spellEnd"/>
+      <w:r>
+        <w:t>mark-up</w:t>
+      </w:r>
       <w:r>
         <w:t xml:space="preserve"> languages used to structure content on the web, but they have key differences in syntax, rules, and usage. Here’s a clear breakdown:</w:t>
       </w:r>
@@ -6525,15 +6521,13 @@
         </w:rPr>
         <w:t>HTML (</w:t>
       </w:r>
-      <w:proofErr w:type="spellStart"/>
       <w:r>
         <w:rPr>
           <w:rStyle w:val="Strong"/>
           <w:rFonts w:cstheme="minorHAnsi"/>
         </w:rPr>
-        <w:t>HyperText</w:t>
-      </w:r>
-      <w:proofErr w:type="spellEnd"/>
+        <w:t>Hypertext</w:t>
+      </w:r>
       <w:r>
         <w:rPr>
           <w:rStyle w:val="Strong"/>
@@ -6541,15 +6535,13 @@
         </w:rPr>
         <w:t xml:space="preserve"> </w:t>
       </w:r>
-      <w:proofErr w:type="spellStart"/>
       <w:r>
         <w:rPr>
           <w:rStyle w:val="Strong"/>
           <w:rFonts w:cstheme="minorHAnsi"/>
         </w:rPr>
-        <w:t>Markup</w:t>
-      </w:r>
-      <w:proofErr w:type="spellEnd"/>
+        <w:t>Mark-up</w:t>
+      </w:r>
       <w:r>
         <w:rPr>
           <w:rStyle w:val="Strong"/>
@@ -6560,11 +6552,9 @@
       <w:r>
         <w:t xml:space="preserve"> The standard </w:t>
       </w:r>
-      <w:proofErr w:type="spellStart"/>
-      <w:r>
-        <w:t>markup</w:t>
-      </w:r>
-      <w:proofErr w:type="spellEnd"/>
+      <w:r>
+        <w:t>mark-up</w:t>
+      </w:r>
       <w:r>
         <w:t xml:space="preserve"> language for creating web pages. It is flexible and forgiving with syntax.</w:t>
       </w:r>
@@ -6590,15 +6580,13 @@
         </w:rPr>
         <w:t>XHTML (</w:t>
       </w:r>
-      <w:proofErr w:type="spellStart"/>
       <w:r>
         <w:rPr>
           <w:rStyle w:val="Strong"/>
           <w:rFonts w:cstheme="minorHAnsi"/>
         </w:rPr>
-        <w:t>eXtensible</w:t>
-      </w:r>
-      <w:proofErr w:type="spellEnd"/>
+        <w:t>extensible</w:t>
+      </w:r>
       <w:r>
         <w:rPr>
           <w:rStyle w:val="Strong"/>
@@ -6606,15 +6594,13 @@
         </w:rPr>
         <w:t xml:space="preserve"> </w:t>
       </w:r>
-      <w:proofErr w:type="spellStart"/>
       <w:r>
         <w:rPr>
           <w:rStyle w:val="Strong"/>
           <w:rFonts w:cstheme="minorHAnsi"/>
         </w:rPr>
-        <w:t>HyperText</w:t>
-      </w:r>
-      <w:proofErr w:type="spellEnd"/>
+        <w:t>Hypertext</w:t>
+      </w:r>
       <w:r>
         <w:rPr>
           <w:rStyle w:val="Strong"/>
@@ -6622,15 +6608,13 @@
         </w:rPr>
         <w:t xml:space="preserve"> </w:t>
       </w:r>
-      <w:proofErr w:type="spellStart"/>
       <w:r>
         <w:rPr>
           <w:rStyle w:val="Strong"/>
           <w:rFonts w:cstheme="minorHAnsi"/>
         </w:rPr>
-        <w:t>Markup</w:t>
-      </w:r>
-      <w:proofErr w:type="spellEnd"/>
+        <w:t>Mark-up</w:t>
+      </w:r>
       <w:r>
         <w:rPr>
           <w:rStyle w:val="Strong"/>
@@ -18159,7 +18143,7 @@
       <w:r>
         <w:t>The </w:t>
       </w:r>
-      <w:hyperlink r:id="rId5" w:history="1">
+      <w:hyperlink r:id="rId6" w:history="1">
         <w:r>
           <w:rPr>
             <w:rStyle w:val="Hyperlink"/>
@@ -18282,7 +18266,7 @@
         </w:rPr>
         <w:t>the </w:t>
       </w:r>
-      <w:hyperlink r:id="rId6" w:history="1">
+      <w:hyperlink r:id="rId7" w:history="1">
         <w:r>
           <w:rPr>
             <w:rStyle w:val="Hyperlink"/>
@@ -18297,7 +18281,7 @@
         </w:rPr>
         <w:t>, </w:t>
       </w:r>
-      <w:hyperlink r:id="rId7" w:history="1">
+      <w:hyperlink r:id="rId8" w:history="1">
         <w:r>
           <w:rPr>
             <w:rStyle w:val="Hyperlink"/>
@@ -18312,7 +18296,7 @@
         </w:rPr>
         <w:t>, </w:t>
       </w:r>
-      <w:hyperlink r:id="rId8" w:history="1">
+      <w:hyperlink r:id="rId9" w:history="1">
         <w:r>
           <w:rPr>
             <w:rStyle w:val="Hyperlink"/>
@@ -18327,7 +18311,7 @@
         </w:rPr>
         <w:t>, and </w:t>
       </w:r>
-      <w:hyperlink r:id="rId9" w:history="1">
+      <w:hyperlink r:id="rId10" w:history="1">
         <w:r>
           <w:rPr>
             <w:rStyle w:val="Hyperlink"/>
@@ -23746,11 +23730,6 @@
     <w:p>
       <w:pPr>
         <w:pStyle w:val="NoSpacing"/>
-      </w:pPr>
-    </w:p>
-    <w:p>
-      <w:pPr>
-        <w:pStyle w:val="NoSpacing"/>
         <w:rPr>
           <w:b/>
         </w:rPr>
@@ -23765,6 +23744,10 @@
     <w:p>
       <w:pPr>
         <w:pStyle w:val="NoSpacing"/>
+        <w:numPr>
+          <w:ilvl w:val="0"/>
+          <w:numId w:val="39"/>
+        </w:numPr>
       </w:pPr>
       <w:r>
         <w:rPr>
@@ -23778,6 +23761,10 @@
     <w:p>
       <w:pPr>
         <w:pStyle w:val="NoSpacing"/>
+        <w:numPr>
+          <w:ilvl w:val="0"/>
+          <w:numId w:val="39"/>
+        </w:numPr>
       </w:pPr>
       <w:r>
         <w:t xml:space="preserve">Padding </w:t>
@@ -23794,6 +23781,10 @@
     <w:p>
       <w:pPr>
         <w:pStyle w:val="NoSpacing"/>
+        <w:numPr>
+          <w:ilvl w:val="0"/>
+          <w:numId w:val="39"/>
+        </w:numPr>
         <w:rPr>
           <w:rStyle w:val="Strong"/>
           <w:b w:val="0"/>
@@ -23823,6 +23814,10 @@
     <w:p>
       <w:pPr>
         <w:pStyle w:val="NoSpacing"/>
+        <w:numPr>
+          <w:ilvl w:val="0"/>
+          <w:numId w:val="39"/>
+        </w:numPr>
       </w:pPr>
       <w:r>
         <w:t>Padding increases the element’s visible size.</w:t>
@@ -23845,6 +23840,10 @@
     <w:p>
       <w:pPr>
         <w:pStyle w:val="NoSpacing"/>
+        <w:numPr>
+          <w:ilvl w:val="0"/>
+          <w:numId w:val="40"/>
+        </w:numPr>
       </w:pPr>
       <w:r>
         <w:rPr>
@@ -23858,6 +23857,10 @@
     <w:p>
       <w:pPr>
         <w:pStyle w:val="NoSpacing"/>
+        <w:numPr>
+          <w:ilvl w:val="0"/>
+          <w:numId w:val="40"/>
+        </w:numPr>
       </w:pPr>
       <w:r>
         <w:t>Creates distance between elements</w:t>
@@ -23866,6 +23869,10 @@
     <w:p>
       <w:pPr>
         <w:pStyle w:val="NoSpacing"/>
+        <w:numPr>
+          <w:ilvl w:val="0"/>
+          <w:numId w:val="40"/>
+        </w:numPr>
       </w:pPr>
       <w:r>
         <w:t xml:space="preserve">Transparent (no background </w:t>
@@ -26017,14 +26024,12 @@
         </w:rPr>
         <w:t xml:space="preserve"> is preferred in modern </w:t>
       </w:r>
-      <w:proofErr w:type="gramStart"/>
-      <w:r>
-        <w:rPr>
-          <w:b/>
-        </w:rPr>
-        <w:t>layouts ?</w:t>
-      </w:r>
-      <w:proofErr w:type="gramEnd"/>
+      <w:r>
+        <w:rPr>
+          <w:b/>
+        </w:rPr>
+        <w:t>layouts?</w:t>
+      </w:r>
     </w:p>
     <w:p>
       <w:pPr>
@@ -30056,8 +30061,6 @@
         </w:rPr>
         <w:t>Combined Example</w:t>
       </w:r>
-      <w:bookmarkStart w:id="0" w:name="_GoBack"/>
-      <w:bookmarkEnd w:id="0"/>
     </w:p>
     <w:p>
       <w:pPr>
@@ -30172,7 +30175,10 @@
         <w:pStyle w:val="NoSpacing"/>
       </w:pPr>
     </w:p>
-    <w:p/>
+    <w:p>
+      <w:bookmarkStart w:id="0" w:name="_GoBack"/>
+      <w:bookmarkEnd w:id="0"/>
+    </w:p>
     <w:sectPr>
       <w:pgSz w:w="11906" w:h="16838"/>
       <w:pgMar w:top="1440" w:right="1440" w:bottom="1440" w:left="1440" w:header="708" w:footer="708" w:gutter="0"/>
@@ -31316,6 +31322,119 @@
     </w:lvl>
   </w:abstractNum>
   <w:abstractNum w:abstractNumId="10" w15:restartNumberingAfterBreak="0">
+    <w:nsid w:val="0F1716B1"/>
+    <w:multiLevelType w:val="hybridMultilevel"/>
+    <w:tmpl w:val="70341656"/>
+    <w:lvl w:ilvl="0" w:tplc="40090001">
+      <w:start w:val="1"/>
+      <w:numFmt w:val="bullet"/>
+      <w:lvlText w:val=""/>
+      <w:lvlJc w:val="left"/>
+      <w:pPr>
+        <w:ind w:left="720" w:hanging="360"/>
+      </w:pPr>
+      <w:rPr>
+        <w:rFonts w:ascii="Symbol" w:hAnsi="Symbol" w:hint="default"/>
+      </w:rPr>
+    </w:lvl>
+    <w:lvl w:ilvl="1" w:tplc="40090003" w:tentative="1">
+      <w:start w:val="1"/>
+      <w:numFmt w:val="bullet"/>
+      <w:lvlText w:val="o"/>
+      <w:lvlJc w:val="left"/>
+      <w:pPr>
+        <w:ind w:left="1440" w:hanging="360"/>
+      </w:pPr>
+      <w:rPr>
+        <w:rFonts w:ascii="Courier New" w:hAnsi="Courier New" w:cs="Courier New" w:hint="default"/>
+      </w:rPr>
+    </w:lvl>
+    <w:lvl w:ilvl="2" w:tplc="40090005" w:tentative="1">
+      <w:start w:val="1"/>
+      <w:numFmt w:val="bullet"/>
+      <w:lvlText w:val=""/>
+      <w:lvlJc w:val="left"/>
+      <w:pPr>
+        <w:ind w:left="2160" w:hanging="360"/>
+      </w:pPr>
+      <w:rPr>
+        <w:rFonts w:ascii="Wingdings" w:hAnsi="Wingdings" w:hint="default"/>
+      </w:rPr>
+    </w:lvl>
+    <w:lvl w:ilvl="3" w:tplc="40090001" w:tentative="1">
+      <w:start w:val="1"/>
+      <w:numFmt w:val="bullet"/>
+      <w:lvlText w:val=""/>
+      <w:lvlJc w:val="left"/>
+      <w:pPr>
+        <w:ind w:left="2880" w:hanging="360"/>
+      </w:pPr>
+      <w:rPr>
+        <w:rFonts w:ascii="Symbol" w:hAnsi="Symbol" w:hint="default"/>
+      </w:rPr>
+    </w:lvl>
+    <w:lvl w:ilvl="4" w:tplc="40090003" w:tentative="1">
+      <w:start w:val="1"/>
+      <w:numFmt w:val="bullet"/>
+      <w:lvlText w:val="o"/>
+      <w:lvlJc w:val="left"/>
+      <w:pPr>
+        <w:ind w:left="3600" w:hanging="360"/>
+      </w:pPr>
+      <w:rPr>
+        <w:rFonts w:ascii="Courier New" w:hAnsi="Courier New" w:cs="Courier New" w:hint="default"/>
+      </w:rPr>
+    </w:lvl>
+    <w:lvl w:ilvl="5" w:tplc="40090005" w:tentative="1">
+      <w:start w:val="1"/>
+      <w:numFmt w:val="bullet"/>
+      <w:lvlText w:val=""/>
+      <w:lvlJc w:val="left"/>
+      <w:pPr>
+        <w:ind w:left="4320" w:hanging="360"/>
+      </w:pPr>
+      <w:rPr>
+        <w:rFonts w:ascii="Wingdings" w:hAnsi="Wingdings" w:hint="default"/>
+      </w:rPr>
+    </w:lvl>
+    <w:lvl w:ilvl="6" w:tplc="40090001" w:tentative="1">
+      <w:start w:val="1"/>
+      <w:numFmt w:val="bullet"/>
+      <w:lvlText w:val=""/>
+      <w:lvlJc w:val="left"/>
+      <w:pPr>
+        <w:ind w:left="5040" w:hanging="360"/>
+      </w:pPr>
+      <w:rPr>
+        <w:rFonts w:ascii="Symbol" w:hAnsi="Symbol" w:hint="default"/>
+      </w:rPr>
+    </w:lvl>
+    <w:lvl w:ilvl="7" w:tplc="40090003" w:tentative="1">
+      <w:start w:val="1"/>
+      <w:numFmt w:val="bullet"/>
+      <w:lvlText w:val="o"/>
+      <w:lvlJc w:val="left"/>
+      <w:pPr>
+        <w:ind w:left="5760" w:hanging="360"/>
+      </w:pPr>
+      <w:rPr>
+        <w:rFonts w:ascii="Courier New" w:hAnsi="Courier New" w:cs="Courier New" w:hint="default"/>
+      </w:rPr>
+    </w:lvl>
+    <w:lvl w:ilvl="8" w:tplc="40090005" w:tentative="1">
+      <w:start w:val="1"/>
+      <w:numFmt w:val="bullet"/>
+      <w:lvlText w:val=""/>
+      <w:lvlJc w:val="left"/>
+      <w:pPr>
+        <w:ind w:left="6480" w:hanging="360"/>
+      </w:pPr>
+      <w:rPr>
+        <w:rFonts w:ascii="Wingdings" w:hAnsi="Wingdings" w:hint="default"/>
+      </w:rPr>
+    </w:lvl>
+  </w:abstractNum>
+  <w:abstractNum w:abstractNumId="11" w15:restartNumberingAfterBreak="0">
     <w:nsid w:val="0F833AA5"/>
     <w:multiLevelType w:val="hybridMultilevel"/>
     <w:tmpl w:val="DF9CFC12"/>
@@ -31428,7 +31547,7 @@
       </w:rPr>
     </w:lvl>
   </w:abstractNum>
-  <w:abstractNum w:abstractNumId="11" w15:restartNumberingAfterBreak="0">
+  <w:abstractNum w:abstractNumId="12" w15:restartNumberingAfterBreak="0">
     <w:nsid w:val="16AE3E76"/>
     <w:multiLevelType w:val="hybridMultilevel"/>
     <w:tmpl w:val="0A6E61B2"/>
@@ -31541,7 +31660,7 @@
       </w:rPr>
     </w:lvl>
   </w:abstractNum>
-  <w:abstractNum w:abstractNumId="12" w15:restartNumberingAfterBreak="0">
+  <w:abstractNum w:abstractNumId="13" w15:restartNumberingAfterBreak="0">
     <w:nsid w:val="18C32AEF"/>
     <w:multiLevelType w:val="hybridMultilevel"/>
     <w:tmpl w:val="800CDD7A"/>
@@ -31654,7 +31773,7 @@
       </w:rPr>
     </w:lvl>
   </w:abstractNum>
-  <w:abstractNum w:abstractNumId="13" w15:restartNumberingAfterBreak="0">
+  <w:abstractNum w:abstractNumId="14" w15:restartNumberingAfterBreak="0">
     <w:nsid w:val="1A9E6190"/>
     <w:multiLevelType w:val="hybridMultilevel"/>
     <w:tmpl w:val="603C4668"/>
@@ -31767,7 +31886,7 @@
       </w:rPr>
     </w:lvl>
   </w:abstractNum>
-  <w:abstractNum w:abstractNumId="14" w15:restartNumberingAfterBreak="0">
+  <w:abstractNum w:abstractNumId="15" w15:restartNumberingAfterBreak="0">
     <w:nsid w:val="1B233998"/>
     <w:multiLevelType w:val="hybridMultilevel"/>
     <w:tmpl w:val="9AC297D4"/>
@@ -31880,7 +31999,7 @@
       </w:rPr>
     </w:lvl>
   </w:abstractNum>
-  <w:abstractNum w:abstractNumId="15" w15:restartNumberingAfterBreak="0">
+  <w:abstractNum w:abstractNumId="16" w15:restartNumberingAfterBreak="0">
     <w:nsid w:val="1C8603B9"/>
     <w:multiLevelType w:val="hybridMultilevel"/>
     <w:tmpl w:val="1166E962"/>
@@ -31993,7 +32112,7 @@
       </w:rPr>
     </w:lvl>
   </w:abstractNum>
-  <w:abstractNum w:abstractNumId="16" w15:restartNumberingAfterBreak="0">
+  <w:abstractNum w:abstractNumId="17" w15:restartNumberingAfterBreak="0">
     <w:nsid w:val="1DA0487A"/>
     <w:multiLevelType w:val="hybridMultilevel"/>
     <w:tmpl w:val="7E12FA36"/>
@@ -32106,7 +32225,7 @@
       </w:rPr>
     </w:lvl>
   </w:abstractNum>
-  <w:abstractNum w:abstractNumId="17" w15:restartNumberingAfterBreak="0">
+  <w:abstractNum w:abstractNumId="18" w15:restartNumberingAfterBreak="0">
     <w:nsid w:val="1F3A1BAB"/>
     <w:multiLevelType w:val="hybridMultilevel"/>
     <w:tmpl w:val="532E7F5C"/>
@@ -32219,7 +32338,7 @@
       </w:rPr>
     </w:lvl>
   </w:abstractNum>
-  <w:abstractNum w:abstractNumId="18" w15:restartNumberingAfterBreak="0">
+  <w:abstractNum w:abstractNumId="19" w15:restartNumberingAfterBreak="0">
     <w:nsid w:val="28933F12"/>
     <w:multiLevelType w:val="hybridMultilevel"/>
     <w:tmpl w:val="BB7E68E8"/>
@@ -32332,7 +32451,7 @@
       </w:rPr>
     </w:lvl>
   </w:abstractNum>
-  <w:abstractNum w:abstractNumId="19" w15:restartNumberingAfterBreak="0">
+  <w:abstractNum w:abstractNumId="20" w15:restartNumberingAfterBreak="0">
     <w:nsid w:val="355E1475"/>
     <w:multiLevelType w:val="hybridMultilevel"/>
     <w:tmpl w:val="0776B26A"/>
@@ -32445,7 +32564,120 @@
       </w:rPr>
     </w:lvl>
   </w:abstractNum>
-  <w:abstractNum w:abstractNumId="20" w15:restartNumberingAfterBreak="0">
+  <w:abstractNum w:abstractNumId="21" w15:restartNumberingAfterBreak="0">
+    <w:nsid w:val="3C263C49"/>
+    <w:multiLevelType w:val="hybridMultilevel"/>
+    <w:tmpl w:val="E0E2E4B0"/>
+    <w:lvl w:ilvl="0" w:tplc="40090001">
+      <w:start w:val="1"/>
+      <w:numFmt w:val="bullet"/>
+      <w:lvlText w:val=""/>
+      <w:lvlJc w:val="left"/>
+      <w:pPr>
+        <w:ind w:left="720" w:hanging="360"/>
+      </w:pPr>
+      <w:rPr>
+        <w:rFonts w:ascii="Symbol" w:hAnsi="Symbol" w:hint="default"/>
+      </w:rPr>
+    </w:lvl>
+    <w:lvl w:ilvl="1" w:tplc="40090003" w:tentative="1">
+      <w:start w:val="1"/>
+      <w:numFmt w:val="bullet"/>
+      <w:lvlText w:val="o"/>
+      <w:lvlJc w:val="left"/>
+      <w:pPr>
+        <w:ind w:left="1440" w:hanging="360"/>
+      </w:pPr>
+      <w:rPr>
+        <w:rFonts w:ascii="Courier New" w:hAnsi="Courier New" w:cs="Courier New" w:hint="default"/>
+      </w:rPr>
+    </w:lvl>
+    <w:lvl w:ilvl="2" w:tplc="40090005" w:tentative="1">
+      <w:start w:val="1"/>
+      <w:numFmt w:val="bullet"/>
+      <w:lvlText w:val=""/>
+      <w:lvlJc w:val="left"/>
+      <w:pPr>
+        <w:ind w:left="2160" w:hanging="360"/>
+      </w:pPr>
+      <w:rPr>
+        <w:rFonts w:ascii="Wingdings" w:hAnsi="Wingdings" w:hint="default"/>
+      </w:rPr>
+    </w:lvl>
+    <w:lvl w:ilvl="3" w:tplc="40090001" w:tentative="1">
+      <w:start w:val="1"/>
+      <w:numFmt w:val="bullet"/>
+      <w:lvlText w:val=""/>
+      <w:lvlJc w:val="left"/>
+      <w:pPr>
+        <w:ind w:left="2880" w:hanging="360"/>
+      </w:pPr>
+      <w:rPr>
+        <w:rFonts w:ascii="Symbol" w:hAnsi="Symbol" w:hint="default"/>
+      </w:rPr>
+    </w:lvl>
+    <w:lvl w:ilvl="4" w:tplc="40090003" w:tentative="1">
+      <w:start w:val="1"/>
+      <w:numFmt w:val="bullet"/>
+      <w:lvlText w:val="o"/>
+      <w:lvlJc w:val="left"/>
+      <w:pPr>
+        <w:ind w:left="3600" w:hanging="360"/>
+      </w:pPr>
+      <w:rPr>
+        <w:rFonts w:ascii="Courier New" w:hAnsi="Courier New" w:cs="Courier New" w:hint="default"/>
+      </w:rPr>
+    </w:lvl>
+    <w:lvl w:ilvl="5" w:tplc="40090005" w:tentative="1">
+      <w:start w:val="1"/>
+      <w:numFmt w:val="bullet"/>
+      <w:lvlText w:val=""/>
+      <w:lvlJc w:val="left"/>
+      <w:pPr>
+        <w:ind w:left="4320" w:hanging="360"/>
+      </w:pPr>
+      <w:rPr>
+        <w:rFonts w:ascii="Wingdings" w:hAnsi="Wingdings" w:hint="default"/>
+      </w:rPr>
+    </w:lvl>
+    <w:lvl w:ilvl="6" w:tplc="40090001" w:tentative="1">
+      <w:start w:val="1"/>
+      <w:numFmt w:val="bullet"/>
+      <w:lvlText w:val=""/>
+      <w:lvlJc w:val="left"/>
+      <w:pPr>
+        <w:ind w:left="5040" w:hanging="360"/>
+      </w:pPr>
+      <w:rPr>
+        <w:rFonts w:ascii="Symbol" w:hAnsi="Symbol" w:hint="default"/>
+      </w:rPr>
+    </w:lvl>
+    <w:lvl w:ilvl="7" w:tplc="40090003" w:tentative="1">
+      <w:start w:val="1"/>
+      <w:numFmt w:val="bullet"/>
+      <w:lvlText w:val="o"/>
+      <w:lvlJc w:val="left"/>
+      <w:pPr>
+        <w:ind w:left="5760" w:hanging="360"/>
+      </w:pPr>
+      <w:rPr>
+        <w:rFonts w:ascii="Courier New" w:hAnsi="Courier New" w:cs="Courier New" w:hint="default"/>
+      </w:rPr>
+    </w:lvl>
+    <w:lvl w:ilvl="8" w:tplc="40090005" w:tentative="1">
+      <w:start w:val="1"/>
+      <w:numFmt w:val="bullet"/>
+      <w:lvlText w:val=""/>
+      <w:lvlJc w:val="left"/>
+      <w:pPr>
+        <w:ind w:left="6480" w:hanging="360"/>
+      </w:pPr>
+      <w:rPr>
+        <w:rFonts w:ascii="Wingdings" w:hAnsi="Wingdings" w:hint="default"/>
+      </w:rPr>
+    </w:lvl>
+  </w:abstractNum>
+  <w:abstractNum w:abstractNumId="22" w15:restartNumberingAfterBreak="0">
     <w:nsid w:val="41022AB8"/>
     <w:multiLevelType w:val="hybridMultilevel"/>
     <w:tmpl w:val="058645B4"/>
@@ -32558,7 +32790,7 @@
       </w:rPr>
     </w:lvl>
   </w:abstractNum>
-  <w:abstractNum w:abstractNumId="21" w15:restartNumberingAfterBreak="0">
+  <w:abstractNum w:abstractNumId="23" w15:restartNumberingAfterBreak="0">
     <w:nsid w:val="41D54C55"/>
     <w:multiLevelType w:val="hybridMultilevel"/>
     <w:tmpl w:val="40BA8310"/>
@@ -32671,7 +32903,7 @@
       </w:rPr>
     </w:lvl>
   </w:abstractNum>
-  <w:abstractNum w:abstractNumId="22" w15:restartNumberingAfterBreak="0">
+  <w:abstractNum w:abstractNumId="24" w15:restartNumberingAfterBreak="0">
     <w:nsid w:val="42075723"/>
     <w:multiLevelType w:val="hybridMultilevel"/>
     <w:tmpl w:val="4ED82D00"/>
@@ -32784,7 +33016,7 @@
       </w:rPr>
     </w:lvl>
   </w:abstractNum>
-  <w:abstractNum w:abstractNumId="23" w15:restartNumberingAfterBreak="0">
+  <w:abstractNum w:abstractNumId="25" w15:restartNumberingAfterBreak="0">
     <w:nsid w:val="452A1E7C"/>
     <w:multiLevelType w:val="hybridMultilevel"/>
     <w:tmpl w:val="471C766C"/>
@@ -32897,7 +33129,7 @@
       </w:rPr>
     </w:lvl>
   </w:abstractNum>
-  <w:abstractNum w:abstractNumId="24" w15:restartNumberingAfterBreak="0">
+  <w:abstractNum w:abstractNumId="26" w15:restartNumberingAfterBreak="0">
     <w:nsid w:val="463B0E34"/>
     <w:multiLevelType w:val="hybridMultilevel"/>
     <w:tmpl w:val="11149BA8"/>
@@ -33010,7 +33242,7 @@
       </w:rPr>
     </w:lvl>
   </w:abstractNum>
-  <w:abstractNum w:abstractNumId="25" w15:restartNumberingAfterBreak="0">
+  <w:abstractNum w:abstractNumId="27" w15:restartNumberingAfterBreak="0">
     <w:nsid w:val="4FC152A6"/>
     <w:multiLevelType w:val="hybridMultilevel"/>
     <w:tmpl w:val="055042C8"/>
@@ -33123,7 +33355,7 @@
       </w:rPr>
     </w:lvl>
   </w:abstractNum>
-  <w:abstractNum w:abstractNumId="26" w15:restartNumberingAfterBreak="0">
+  <w:abstractNum w:abstractNumId="28" w15:restartNumberingAfterBreak="0">
     <w:nsid w:val="5A7C0198"/>
     <w:multiLevelType w:val="hybridMultilevel"/>
     <w:tmpl w:val="9BCC477E"/>
@@ -33236,7 +33468,7 @@
       </w:rPr>
     </w:lvl>
   </w:abstractNum>
-  <w:abstractNum w:abstractNumId="27" w15:restartNumberingAfterBreak="0">
+  <w:abstractNum w:abstractNumId="29" w15:restartNumberingAfterBreak="0">
     <w:nsid w:val="5B0F1A68"/>
     <w:multiLevelType w:val="hybridMultilevel"/>
     <w:tmpl w:val="96104764"/>
@@ -33349,7 +33581,7 @@
       </w:rPr>
     </w:lvl>
   </w:abstractNum>
-  <w:abstractNum w:abstractNumId="28" w15:restartNumberingAfterBreak="0">
+  <w:abstractNum w:abstractNumId="30" w15:restartNumberingAfterBreak="0">
     <w:nsid w:val="5B9402DD"/>
     <w:multiLevelType w:val="hybridMultilevel"/>
     <w:tmpl w:val="2BA0231A"/>
@@ -33462,7 +33694,7 @@
       </w:rPr>
     </w:lvl>
   </w:abstractNum>
-  <w:abstractNum w:abstractNumId="29" w15:restartNumberingAfterBreak="0">
+  <w:abstractNum w:abstractNumId="31" w15:restartNumberingAfterBreak="0">
     <w:nsid w:val="619134D4"/>
     <w:multiLevelType w:val="hybridMultilevel"/>
     <w:tmpl w:val="EAA8C1C0"/>
@@ -33575,7 +33807,7 @@
       </w:rPr>
     </w:lvl>
   </w:abstractNum>
-  <w:abstractNum w:abstractNumId="30" w15:restartNumberingAfterBreak="0">
+  <w:abstractNum w:abstractNumId="32" w15:restartNumberingAfterBreak="0">
     <w:nsid w:val="620C3811"/>
     <w:multiLevelType w:val="hybridMultilevel"/>
     <w:tmpl w:val="523ADF56"/>
@@ -33688,7 +33920,7 @@
       </w:rPr>
     </w:lvl>
   </w:abstractNum>
-  <w:abstractNum w:abstractNumId="31" w15:restartNumberingAfterBreak="0">
+  <w:abstractNum w:abstractNumId="33" w15:restartNumberingAfterBreak="0">
     <w:nsid w:val="65194B5C"/>
     <w:multiLevelType w:val="hybridMultilevel"/>
     <w:tmpl w:val="7ADA89FE"/>
@@ -33801,7 +34033,7 @@
       </w:rPr>
     </w:lvl>
   </w:abstractNum>
-  <w:abstractNum w:abstractNumId="32" w15:restartNumberingAfterBreak="0">
+  <w:abstractNum w:abstractNumId="34" w15:restartNumberingAfterBreak="0">
     <w:nsid w:val="66256D98"/>
     <w:multiLevelType w:val="hybridMultilevel"/>
     <w:tmpl w:val="7848F5D2"/>
@@ -33914,7 +34146,7 @@
       </w:rPr>
     </w:lvl>
   </w:abstractNum>
-  <w:abstractNum w:abstractNumId="33" w15:restartNumberingAfterBreak="0">
+  <w:abstractNum w:abstractNumId="35" w15:restartNumberingAfterBreak="0">
     <w:nsid w:val="6CA831B2"/>
     <w:multiLevelType w:val="hybridMultilevel"/>
     <w:tmpl w:val="206893F8"/>
@@ -34027,7 +34259,7 @@
       </w:rPr>
     </w:lvl>
   </w:abstractNum>
-  <w:abstractNum w:abstractNumId="34" w15:restartNumberingAfterBreak="0">
+  <w:abstractNum w:abstractNumId="36" w15:restartNumberingAfterBreak="0">
     <w:nsid w:val="6F2647D4"/>
     <w:multiLevelType w:val="hybridMultilevel"/>
     <w:tmpl w:val="914EED56"/>
@@ -34140,7 +34372,7 @@
       </w:rPr>
     </w:lvl>
   </w:abstractNum>
-  <w:abstractNum w:abstractNumId="35" w15:restartNumberingAfterBreak="0">
+  <w:abstractNum w:abstractNumId="37" w15:restartNumberingAfterBreak="0">
     <w:nsid w:val="794E6C3C"/>
     <w:multiLevelType w:val="hybridMultilevel"/>
     <w:tmpl w:val="F5AC78D4"/>
@@ -34253,7 +34485,7 @@
       </w:rPr>
     </w:lvl>
   </w:abstractNum>
-  <w:abstractNum w:abstractNumId="36" w15:restartNumberingAfterBreak="0">
+  <w:abstractNum w:abstractNumId="38" w15:restartNumberingAfterBreak="0">
     <w:nsid w:val="797C65E4"/>
     <w:multiLevelType w:val="hybridMultilevel"/>
     <w:tmpl w:val="749A940E"/>
@@ -34366,7 +34598,7 @@
       </w:rPr>
     </w:lvl>
   </w:abstractNum>
-  <w:abstractNum w:abstractNumId="37" w15:restartNumberingAfterBreak="0">
+  <w:abstractNum w:abstractNumId="39" w15:restartNumberingAfterBreak="0">
     <w:nsid w:val="7A8F234E"/>
     <w:multiLevelType w:val="hybridMultilevel"/>
     <w:tmpl w:val="552CCC54"/>
@@ -34480,19 +34712,19 @@
     </w:lvl>
   </w:abstractNum>
   <w:num w:numId="1">
-    <w:abstractNumId w:val="36"/>
+    <w:abstractNumId w:val="38"/>
   </w:num>
   <w:num w:numId="2">
-    <w:abstractNumId w:val="14"/>
+    <w:abstractNumId w:val="15"/>
   </w:num>
   <w:num w:numId="3">
-    <w:abstractNumId w:val="37"/>
+    <w:abstractNumId w:val="39"/>
   </w:num>
   <w:num w:numId="4">
     <w:abstractNumId w:val="2"/>
   </w:num>
   <w:num w:numId="5">
-    <w:abstractNumId w:val="15"/>
+    <w:abstractNumId w:val="16"/>
   </w:num>
   <w:num w:numId="6">
     <w:abstractNumId w:val="0"/>
@@ -34501,10 +34733,10 @@
     <w:abstractNumId w:val="7"/>
   </w:num>
   <w:num w:numId="8">
-    <w:abstractNumId w:val="20"/>
+    <w:abstractNumId w:val="22"/>
   </w:num>
   <w:num w:numId="9">
-    <w:abstractNumId w:val="21"/>
+    <w:abstractNumId w:val="23"/>
   </w:num>
   <w:num w:numId="10">
     <w:abstractNumId w:val="5"/>
@@ -34513,85 +34745,91 @@
     <w:abstractNumId w:val="9"/>
   </w:num>
   <w:num w:numId="12">
-    <w:abstractNumId w:val="16"/>
+    <w:abstractNumId w:val="17"/>
   </w:num>
   <w:num w:numId="13">
-    <w:abstractNumId w:val="23"/>
+    <w:abstractNumId w:val="25"/>
   </w:num>
   <w:num w:numId="14">
+    <w:abstractNumId w:val="37"/>
+  </w:num>
+  <w:num w:numId="15">
     <w:abstractNumId w:val="35"/>
   </w:num>
-  <w:num w:numId="15">
-    <w:abstractNumId w:val="33"/>
-  </w:num>
   <w:num w:numId="16">
-    <w:abstractNumId w:val="34"/>
+    <w:abstractNumId w:val="36"/>
   </w:num>
   <w:num w:numId="17">
-    <w:abstractNumId w:val="11"/>
+    <w:abstractNumId w:val="12"/>
   </w:num>
   <w:num w:numId="18">
-    <w:abstractNumId w:val="32"/>
+    <w:abstractNumId w:val="34"/>
   </w:num>
   <w:num w:numId="19">
     <w:abstractNumId w:val="4"/>
   </w:num>
   <w:num w:numId="20">
-    <w:abstractNumId w:val="25"/>
+    <w:abstractNumId w:val="27"/>
   </w:num>
   <w:num w:numId="21">
-    <w:abstractNumId w:val="26"/>
+    <w:abstractNumId w:val="28"/>
   </w:num>
   <w:num w:numId="22">
     <w:abstractNumId w:val="8"/>
   </w:num>
   <w:num w:numId="23">
-    <w:abstractNumId w:val="12"/>
+    <w:abstractNumId w:val="13"/>
   </w:num>
   <w:num w:numId="24">
-    <w:abstractNumId w:val="24"/>
+    <w:abstractNumId w:val="26"/>
   </w:num>
   <w:num w:numId="25">
-    <w:abstractNumId w:val="30"/>
+    <w:abstractNumId w:val="32"/>
   </w:num>
   <w:num w:numId="26">
     <w:abstractNumId w:val="1"/>
   </w:num>
   <w:num w:numId="27">
-    <w:abstractNumId w:val="13"/>
+    <w:abstractNumId w:val="14"/>
   </w:num>
   <w:num w:numId="28">
-    <w:abstractNumId w:val="10"/>
+    <w:abstractNumId w:val="11"/>
   </w:num>
   <w:num w:numId="29">
-    <w:abstractNumId w:val="22"/>
+    <w:abstractNumId w:val="24"/>
   </w:num>
   <w:num w:numId="30">
-    <w:abstractNumId w:val="17"/>
+    <w:abstractNumId w:val="18"/>
   </w:num>
   <w:num w:numId="31">
     <w:abstractNumId w:val="3"/>
   </w:num>
   <w:num w:numId="32">
-    <w:abstractNumId w:val="18"/>
+    <w:abstractNumId w:val="19"/>
   </w:num>
   <w:num w:numId="33">
     <w:abstractNumId w:val="6"/>
   </w:num>
   <w:num w:numId="34">
-    <w:abstractNumId w:val="28"/>
+    <w:abstractNumId w:val="30"/>
   </w:num>
   <w:num w:numId="35">
-    <w:abstractNumId w:val="27"/>
+    <w:abstractNumId w:val="29"/>
   </w:num>
   <w:num w:numId="36">
+    <w:abstractNumId w:val="33"/>
+  </w:num>
+  <w:num w:numId="37">
+    <w:abstractNumId w:val="20"/>
+  </w:num>
+  <w:num w:numId="38">
     <w:abstractNumId w:val="31"/>
   </w:num>
-  <w:num w:numId="37">
-    <w:abstractNumId w:val="19"/>
+  <w:num w:numId="39">
+    <w:abstractNumId w:val="21"/>
   </w:num>
-  <w:num w:numId="38">
-    <w:abstractNumId w:val="29"/>
+  <w:num w:numId="40">
+    <w:abstractNumId w:val="10"/>
   </w:num>
   <w:numIdMacAtCleanup w:val="19"/>
 </w:numbering>
@@ -35062,6 +35300,7 @@
   <w:style w:type="character" w:default="1" w:styleId="DefaultParagraphFont">
     <w:name w:val="Default Paragraph Font"/>
     <w:uiPriority w:val="1"/>
+    <w:semiHidden/>
     <w:unhideWhenUsed/>
   </w:style>
   <w:style w:type="table" w:default="1" w:styleId="TableNormal">
@@ -35720,4 +35959,16 @@
     </a:ext>
   </a:extLst>
 </a:theme>
+</file>
+
+<file path=customXml/item1.xml><?xml version="1.0" encoding="utf-8"?>
+<b:Sources xmlns:b="http://schemas.openxmlformats.org/officeDocument/2006/bibliography" xmlns="http://schemas.openxmlformats.org/officeDocument/2006/bibliography" SelectedStyle="\APASixthEditionOfficeOnline.xsl" StyleName="APA" Version="6"/>
+</file>
+
+<file path=customXml/itemProps1.xml><?xml version="1.0" encoding="utf-8"?>
+<ds:datastoreItem xmlns:ds="http://schemas.openxmlformats.org/officeDocument/2006/customXml" ds:itemID="{1156E652-ABB2-4258-9BA8-0C8ED12AAA50}">
+  <ds:schemaRefs>
+    <ds:schemaRef ds:uri="http://schemas.openxmlformats.org/officeDocument/2006/bibliography"/>
+  </ds:schemaRefs>
+</ds:datastoreItem>
 </file>